--- a/templates/order_water_reply.docx
+++ b/templates/order_water_reply.docx
@@ -784,13 +784,17 @@
       <w:r>
         <w:rPr>
           <w:rFonts w:ascii="Bookman Old Style" w:hAnsi="Bookman Old Style" w:cs="Arial"/>
-        </w:rPr>
-        <w:t>{{</w:t>
+          <w:b/>
+          <w:bCs/>
+        </w:rPr>
+        <w:t>[</w:t>
       </w:r>
       <w:proofErr w:type="spellStart"/>
       <w:r>
         <w:rPr>
           <w:rFonts w:ascii="Bookman Old Style" w:hAnsi="Bookman Old Style" w:cs="Arial"/>
+          <w:b/>
+          <w:bCs/>
         </w:rPr>
         <w:t>date_of_reply</w:t>
       </w:r>
@@ -798,8 +802,10 @@
       <w:r>
         <w:rPr>
           <w:rFonts w:ascii="Bookman Old Style" w:hAnsi="Bookman Old Style" w:cs="Arial"/>
-        </w:rPr>
-        <w:t>}}</w:t>
+          <w:b/>
+          <w:bCs/>
+        </w:rPr>
+        <w:t>]</w:t>
       </w:r>
       <w:r>
         <w:rPr>
@@ -1002,12 +1008,21 @@
         </w:rPr>
         <w:tab/>
       </w:r>
-      <w:r>
-        <w:rPr>
-          <w:rFonts w:ascii="Bookman Old Style" w:hAnsi="Bookman Old Style" w:cs="Arial"/>
-          <w:b/>
-        </w:rPr>
-        <w:t>SO ORDERED.</w:t>
+      <w:proofErr w:type="gramStart"/>
+      <w:r>
+        <w:rPr>
+          <w:rFonts w:ascii="Bookman Old Style" w:hAnsi="Bookman Old Style" w:cs="Arial"/>
+          <w:b/>
+        </w:rPr>
+        <w:t>SO</w:t>
+      </w:r>
+      <w:proofErr w:type="gramEnd"/>
+      <w:r>
+        <w:rPr>
+          <w:rFonts w:ascii="Bookman Old Style" w:hAnsi="Bookman Old Style" w:cs="Arial"/>
+          <w:b/>
+        </w:rPr>
+        <w:t xml:space="preserve"> ORDERED.</w:t>
       </w:r>
     </w:p>
     <w:p>
